--- a/outputs/Reporte_A_y_C_Operador_Logistico_S.A.C_2026_02.docx
+++ b/outputs/Reporte_A_y_C_Operador_Logistico_S.A.C_2026_02.docx
@@ -7,9 +7,280 @@
         <w:t>Reporte Estandar</w:t>
       </w:r>
     </w:p>
+    <w:p/>
+    <w:p/>
+    <w:p>
+      <w:pPr>
+        <w:jc w:val="center"/>
+      </w:pPr>
+      <w:r>
+        <w:drawing>
+          <wp:inline xmlns:a="http://schemas.openxmlformats.org/drawingml/2006/main" xmlns:pic="http://schemas.openxmlformats.org/drawingml/2006/picture">
+            <wp:extent cx="5486400" cy="4018701"/>
+            <wp:docPr id="1" name="Picture 1"/>
+            <wp:cNvGraphicFramePr>
+              <a:graphicFrameLocks noChangeAspect="1"/>
+            </wp:cNvGraphicFramePr>
+            <a:graphic>
+              <a:graphicData uri="http://schemas.openxmlformats.org/drawingml/2006/picture">
+                <pic:pic>
+                  <pic:nvPicPr>
+                    <pic:cNvPr id="0" name="apartado_a.png"/>
+                    <pic:cNvPicPr/>
+                  </pic:nvPicPr>
+                  <pic:blipFill>
+                    <a:blip r:embed="rId6"/>
+                    <a:stretch>
+                      <a:fillRect/>
+                    </a:stretch>
+                  </pic:blipFill>
+                  <pic:spPr>
+                    <a:xfrm>
+                      <a:off x="0" y="0"/>
+                      <a:ext cx="5486400" cy="4018701"/>
+                    </a:xfrm>
+                    <a:prstGeom prst="rect"/>
+                  </pic:spPr>
+                </pic:pic>
+              </a:graphicData>
+            </a:graphic>
+          </wp:inline>
+        </w:drawing>
+      </w:r>
+    </w:p>
     <w:p>
       <w:r>
-        <w:t>Contenido insertado por writer.py</w:t>
+        <w:t>Epidemiología laboral</w:t>
+      </w:r>
+    </w:p>
+    <w:p/>
+    <w:p/>
+    <w:p>
+      <w:pPr>
+        <w:jc w:val="center"/>
+      </w:pPr>
+      <w:r>
+        <w:drawing>
+          <wp:inline xmlns:a="http://schemas.openxmlformats.org/drawingml/2006/main" xmlns:pic="http://schemas.openxmlformats.org/drawingml/2006/picture">
+            <wp:extent cx="5486400" cy="3880977"/>
+            <wp:docPr id="2" name="Picture 2"/>
+            <wp:cNvGraphicFramePr>
+              <a:graphicFrameLocks noChangeAspect="1"/>
+            </wp:cNvGraphicFramePr>
+            <a:graphic>
+              <a:graphicData uri="http://schemas.openxmlformats.org/drawingml/2006/picture">
+                <pic:pic>
+                  <pic:nvPicPr>
+                    <pic:cNvPr id="0" name="apartado_b.png"/>
+                    <pic:cNvPicPr/>
+                  </pic:nvPicPr>
+                  <pic:blipFill>
+                    <a:blip r:embed="rId7"/>
+                    <a:stretch>
+                      <a:fillRect/>
+                    </a:stretch>
+                  </pic:blipFill>
+                  <pic:spPr>
+                    <a:xfrm>
+                      <a:off x="0" y="0"/>
+                      <a:ext cx="5486400" cy="3880977"/>
+                    </a:xfrm>
+                    <a:prstGeom prst="rect"/>
+                  </pic:spPr>
+                </pic:pic>
+              </a:graphicData>
+            </a:graphic>
+          </wp:inline>
+        </w:drawing>
+      </w:r>
+    </w:p>
+    <w:p>
+      <w:r>
+        <w:t>Grupos Etarios</w:t>
+      </w:r>
+    </w:p>
+    <w:p/>
+    <w:p/>
+    <w:p>
+      <w:pPr>
+        <w:jc w:val="center"/>
+      </w:pPr>
+      <w:r>
+        <w:drawing>
+          <wp:inline xmlns:a="http://schemas.openxmlformats.org/drawingml/2006/main" xmlns:pic="http://schemas.openxmlformats.org/drawingml/2006/picture">
+            <wp:extent cx="5486400" cy="3672826"/>
+            <wp:docPr id="3" name="Picture 3"/>
+            <wp:cNvGraphicFramePr>
+              <a:graphicFrameLocks noChangeAspect="1"/>
+            </wp:cNvGraphicFramePr>
+            <a:graphic>
+              <a:graphicData uri="http://schemas.openxmlformats.org/drawingml/2006/picture">
+                <pic:pic>
+                  <pic:nvPicPr>
+                    <pic:cNvPr id="0" name="apartado_c.png"/>
+                    <pic:cNvPicPr/>
+                  </pic:nvPicPr>
+                  <pic:blipFill>
+                    <a:blip r:embed="rId8"/>
+                    <a:stretch>
+                      <a:fillRect/>
+                    </a:stretch>
+                  </pic:blipFill>
+                  <pic:spPr>
+                    <a:xfrm>
+                      <a:off x="0" y="0"/>
+                      <a:ext cx="5486400" cy="3672826"/>
+                    </a:xfrm>
+                    <a:prstGeom prst="rect"/>
+                  </pic:spPr>
+                </pic:pic>
+              </a:graphicData>
+            </a:graphic>
+          </wp:inline>
+        </w:drawing>
+      </w:r>
+    </w:p>
+    <w:p>
+      <w:r>
+        <w:t>Status EMO</w:t>
+      </w:r>
+    </w:p>
+    <w:p/>
+    <w:p/>
+    <w:p>
+      <w:pPr>
+        <w:jc w:val="center"/>
+      </w:pPr>
+      <w:r>
+        <w:drawing>
+          <wp:inline xmlns:a="http://schemas.openxmlformats.org/drawingml/2006/main" xmlns:pic="http://schemas.openxmlformats.org/drawingml/2006/picture">
+            <wp:extent cx="5486400" cy="3747718"/>
+            <wp:docPr id="4" name="Picture 4"/>
+            <wp:cNvGraphicFramePr>
+              <a:graphicFrameLocks noChangeAspect="1"/>
+            </wp:cNvGraphicFramePr>
+            <a:graphic>
+              <a:graphicData uri="http://schemas.openxmlformats.org/drawingml/2006/picture">
+                <pic:pic>
+                  <pic:nvPicPr>
+                    <pic:cNvPr id="0" name="apartado_d.png"/>
+                    <pic:cNvPicPr/>
+                  </pic:nvPicPr>
+                  <pic:blipFill>
+                    <a:blip r:embed="rId9"/>
+                    <a:stretch>
+                      <a:fillRect/>
+                    </a:stretch>
+                  </pic:blipFill>
+                  <pic:spPr>
+                    <a:xfrm>
+                      <a:off x="0" y="0"/>
+                      <a:ext cx="5486400" cy="3747718"/>
+                    </a:xfrm>
+                    <a:prstGeom prst="rect"/>
+                  </pic:spPr>
+                </pic:pic>
+              </a:graphicData>
+            </a:graphic>
+          </wp:inline>
+        </w:drawing>
+      </w:r>
+    </w:p>
+    <w:p>
+      <w:r>
+        <w:t>Perfiles EMO</w:t>
+      </w:r>
+    </w:p>
+    <w:p/>
+    <w:p/>
+    <w:p>
+      <w:pPr>
+        <w:jc w:val="center"/>
+      </w:pPr>
+      <w:r>
+        <w:drawing>
+          <wp:inline xmlns:a="http://schemas.openxmlformats.org/drawingml/2006/main" xmlns:pic="http://schemas.openxmlformats.org/drawingml/2006/picture">
+            <wp:extent cx="5486400" cy="3730196"/>
+            <wp:docPr id="5" name="Picture 5"/>
+            <wp:cNvGraphicFramePr>
+              <a:graphicFrameLocks noChangeAspect="1"/>
+            </wp:cNvGraphicFramePr>
+            <a:graphic>
+              <a:graphicData uri="http://schemas.openxmlformats.org/drawingml/2006/picture">
+                <pic:pic>
+                  <pic:nvPicPr>
+                    <pic:cNvPr id="0" name="apartado_e.png"/>
+                    <pic:cNvPicPr/>
+                  </pic:nvPicPr>
+                  <pic:blipFill>
+                    <a:blip r:embed="rId10"/>
+                    <a:stretch>
+                      <a:fillRect/>
+                    </a:stretch>
+                  </pic:blipFill>
+                  <pic:spPr>
+                    <a:xfrm>
+                      <a:off x="0" y="0"/>
+                      <a:ext cx="5486400" cy="3730196"/>
+                    </a:xfrm>
+                    <a:prstGeom prst="rect"/>
+                  </pic:spPr>
+                </pic:pic>
+              </a:graphicData>
+            </a:graphic>
+          </wp:inline>
+        </w:drawing>
+      </w:r>
+    </w:p>
+    <w:p>
+      <w:r>
+        <w:t>Vigencia EMO</w:t>
+      </w:r>
+    </w:p>
+    <w:p/>
+    <w:p/>
+    <w:p>
+      <w:pPr>
+        <w:jc w:val="center"/>
+      </w:pPr>
+      <w:r>
+        <w:drawing>
+          <wp:inline xmlns:a="http://schemas.openxmlformats.org/drawingml/2006/main" xmlns:pic="http://schemas.openxmlformats.org/drawingml/2006/picture">
+            <wp:extent cx="5486400" cy="3291022"/>
+            <wp:docPr id="6" name="Picture 6"/>
+            <wp:cNvGraphicFramePr>
+              <a:graphicFrameLocks noChangeAspect="1"/>
+            </wp:cNvGraphicFramePr>
+            <a:graphic>
+              <a:graphicData uri="http://schemas.openxmlformats.org/drawingml/2006/picture">
+                <pic:pic>
+                  <pic:nvPicPr>
+                    <pic:cNvPr id="0" name="apartado_f.png"/>
+                    <pic:cNvPicPr/>
+                  </pic:nvPicPr>
+                  <pic:blipFill>
+                    <a:blip r:embed="rId11"/>
+                    <a:stretch>
+                      <a:fillRect/>
+                    </a:stretch>
+                  </pic:blipFill>
+                  <pic:spPr>
+                    <a:xfrm>
+                      <a:off x="0" y="0"/>
+                      <a:ext cx="5486400" cy="3291022"/>
+                    </a:xfrm>
+                    <a:prstGeom prst="rect"/>
+                  </pic:spPr>
+                </pic:pic>
+              </a:graphicData>
+            </a:graphic>
+          </wp:inline>
+        </w:drawing>
+      </w:r>
+    </w:p>
+    <w:p>
+      <w:r>
+        <w:t>Aptitud EMO</w:t>
       </w:r>
     </w:p>
     <w:sectPr>

--- a/outputs/Reporte_A_y_C_Operador_Logistico_S.A.C_2026_02.docx
+++ b/outputs/Reporte_A_y_C_Operador_Logistico_S.A.C_2026_02.docx
@@ -9,6 +9,117 @@
     </w:p>
     <w:p/>
     <w:p/>
+    <w:p/>
+    <w:p/>
+    <w:p/>
+    <w:p/>
+    <w:tbl>
+      <w:tblPr>
+        <w:tblW w:type="auto" w:w="0"/>
+        <w:tblLook w:firstColumn="1" w:firstRow="1" w:lastColumn="0" w:lastRow="0" w:noHBand="0" w:noVBand="1" w:val="04A0"/>
+      </w:tblPr>
+      <w:tblGrid>
+        <w:gridCol w:w="2835"/>
+        <w:gridCol w:w="2835"/>
+        <w:gridCol w:w="2835"/>
+      </w:tblGrid>
+      <w:tr>
+        <w:tc>
+          <w:tcPr>
+            <w:tcW w:type="dxa" w:w="2835"/>
+          </w:tcPr>
+          <w:p>
+            <w:r>
+              <w:t>Categoría</w:t>
+            </w:r>
+          </w:p>
+        </w:tc>
+        <w:tc>
+          <w:tcPr>
+            <w:tcW w:type="dxa" w:w="2835"/>
+          </w:tcPr>
+          <w:p>
+            <w:r>
+              <w:t>Cantidad</w:t>
+            </w:r>
+          </w:p>
+        </w:tc>
+        <w:tc>
+          <w:tcPr>
+            <w:tcW w:type="dxa" w:w="2835"/>
+          </w:tcPr>
+          <w:p>
+            <w:r>
+              <w:t>Porcentaje</w:t>
+            </w:r>
+          </w:p>
+        </w:tc>
+      </w:tr>
+      <w:tr>
+        <w:tc>
+          <w:tcPr>
+            <w:tcW w:type="dxa" w:w="2835"/>
+          </w:tcPr>
+          <w:p>
+            <w:r>
+              <w:t>M</w:t>
+            </w:r>
+          </w:p>
+        </w:tc>
+        <w:tc>
+          <w:tcPr>
+            <w:tcW w:type="dxa" w:w="2835"/>
+          </w:tcPr>
+          <w:p>
+            <w:r>
+              <w:t>241</w:t>
+            </w:r>
+          </w:p>
+        </w:tc>
+        <w:tc>
+          <w:tcPr>
+            <w:tcW w:type="dxa" w:w="2835"/>
+          </w:tcPr>
+          <w:p>
+            <w:r>
+              <w:t>97.2%</w:t>
+            </w:r>
+          </w:p>
+        </w:tc>
+      </w:tr>
+      <w:tr>
+        <w:tc>
+          <w:tcPr>
+            <w:tcW w:type="dxa" w:w="2835"/>
+          </w:tcPr>
+          <w:p>
+            <w:r>
+              <w:t>F</w:t>
+            </w:r>
+          </w:p>
+        </w:tc>
+        <w:tc>
+          <w:tcPr>
+            <w:tcW w:type="dxa" w:w="2835"/>
+          </w:tcPr>
+          <w:p>
+            <w:r>
+              <w:t>7</w:t>
+            </w:r>
+          </w:p>
+        </w:tc>
+        <w:tc>
+          <w:tcPr>
+            <w:tcW w:type="dxa" w:w="2835"/>
+          </w:tcPr>
+          <w:p>
+            <w:r>
+              <w:t>2.8%</w:t>
+            </w:r>
+          </w:p>
+        </w:tc>
+      </w:tr>
+    </w:tbl>
     <w:p>
       <w:pPr>
         <w:jc w:val="center"/>
@@ -16,7 +127,7 @@
       <w:r>
         <w:drawing>
           <wp:inline xmlns:a="http://schemas.openxmlformats.org/drawingml/2006/main" xmlns:pic="http://schemas.openxmlformats.org/drawingml/2006/picture">
-            <wp:extent cx="5486400" cy="4018701"/>
+            <wp:extent cx="5029200" cy="3683809"/>
             <wp:docPr id="1" name="Picture 1"/>
             <wp:cNvGraphicFramePr>
               <a:graphicFrameLocks noChangeAspect="1"/>
@@ -37,7 +148,7 @@
                   <pic:spPr>
                     <a:xfrm>
                       <a:off x="0" y="0"/>
-                      <a:ext cx="5486400" cy="4018701"/>
+                      <a:ext cx="5029200" cy="3683809"/>
                     </a:xfrm>
                     <a:prstGeom prst="rect"/>
                   </pic:spPr>
@@ -48,13 +159,242 @@
         </w:drawing>
       </w:r>
     </w:p>
-    <w:p>
-      <w:r>
-        <w:t>Epidemiología laboral</w:t>
-      </w:r>
-    </w:p>
     <w:p/>
-    <w:p/>
+    <w:tbl>
+      <w:tblPr>
+        <w:tblW w:type="auto" w:w="0"/>
+        <w:tblLook w:firstColumn="1" w:firstRow="1" w:lastColumn="0" w:lastRow="0" w:noHBand="0" w:noVBand="1" w:val="04A0"/>
+      </w:tblPr>
+      <w:tblGrid>
+        <w:gridCol w:w="2835"/>
+        <w:gridCol w:w="2835"/>
+        <w:gridCol w:w="2835"/>
+      </w:tblGrid>
+      <w:tr>
+        <w:tc>
+          <w:tcPr>
+            <w:tcW w:type="dxa" w:w="2835"/>
+          </w:tcPr>
+          <w:p>
+            <w:r>
+              <w:t>Categoría</w:t>
+            </w:r>
+          </w:p>
+        </w:tc>
+        <w:tc>
+          <w:tcPr>
+            <w:tcW w:type="dxa" w:w="2835"/>
+          </w:tcPr>
+          <w:p>
+            <w:r>
+              <w:t>Cantidad</w:t>
+            </w:r>
+          </w:p>
+        </w:tc>
+        <w:tc>
+          <w:tcPr>
+            <w:tcW w:type="dxa" w:w="2835"/>
+          </w:tcPr>
+          <w:p>
+            <w:r>
+              <w:t>Porcentaje</w:t>
+            </w:r>
+          </w:p>
+        </w:tc>
+      </w:tr>
+      <w:tr>
+        <w:tc>
+          <w:tcPr>
+            <w:tcW w:type="dxa" w:w="2835"/>
+          </w:tcPr>
+          <w:p>
+            <w:r>
+              <w:t>&lt;18</w:t>
+            </w:r>
+          </w:p>
+        </w:tc>
+        <w:tc>
+          <w:tcPr>
+            <w:tcW w:type="dxa" w:w="2835"/>
+          </w:tcPr>
+          <w:p>
+            <w:r>
+              <w:t>0</w:t>
+            </w:r>
+          </w:p>
+        </w:tc>
+        <w:tc>
+          <w:tcPr>
+            <w:tcW w:type="dxa" w:w="2835"/>
+          </w:tcPr>
+          <w:p>
+            <w:r>
+              <w:t>0.0%</w:t>
+            </w:r>
+          </w:p>
+        </w:tc>
+      </w:tr>
+      <w:tr>
+        <w:tc>
+          <w:tcPr>
+            <w:tcW w:type="dxa" w:w="2835"/>
+          </w:tcPr>
+          <w:p>
+            <w:r>
+              <w:t>18-24</w:t>
+            </w:r>
+          </w:p>
+        </w:tc>
+        <w:tc>
+          <w:tcPr>
+            <w:tcW w:type="dxa" w:w="2835"/>
+          </w:tcPr>
+          <w:p>
+            <w:r>
+              <w:t>97</w:t>
+            </w:r>
+          </w:p>
+        </w:tc>
+        <w:tc>
+          <w:tcPr>
+            <w:tcW w:type="dxa" w:w="2835"/>
+          </w:tcPr>
+          <w:p>
+            <w:r>
+              <w:t>39.1%</w:t>
+            </w:r>
+          </w:p>
+        </w:tc>
+      </w:tr>
+      <w:tr>
+        <w:tc>
+          <w:tcPr>
+            <w:tcW w:type="dxa" w:w="2835"/>
+          </w:tcPr>
+          <w:p>
+            <w:r>
+              <w:t>25-34</w:t>
+            </w:r>
+          </w:p>
+        </w:tc>
+        <w:tc>
+          <w:tcPr>
+            <w:tcW w:type="dxa" w:w="2835"/>
+          </w:tcPr>
+          <w:p>
+            <w:r>
+              <w:t>99</w:t>
+            </w:r>
+          </w:p>
+        </w:tc>
+        <w:tc>
+          <w:tcPr>
+            <w:tcW w:type="dxa" w:w="2835"/>
+          </w:tcPr>
+          <w:p>
+            <w:r>
+              <w:t>39.9%</w:t>
+            </w:r>
+          </w:p>
+        </w:tc>
+      </w:tr>
+      <w:tr>
+        <w:tc>
+          <w:tcPr>
+            <w:tcW w:type="dxa" w:w="2835"/>
+          </w:tcPr>
+          <w:p>
+            <w:r>
+              <w:t>35-44</w:t>
+            </w:r>
+          </w:p>
+        </w:tc>
+        <w:tc>
+          <w:tcPr>
+            <w:tcW w:type="dxa" w:w="2835"/>
+          </w:tcPr>
+          <w:p>
+            <w:r>
+              <w:t>34</w:t>
+            </w:r>
+          </w:p>
+        </w:tc>
+        <w:tc>
+          <w:tcPr>
+            <w:tcW w:type="dxa" w:w="2835"/>
+          </w:tcPr>
+          <w:p>
+            <w:r>
+              <w:t>13.7%</w:t>
+            </w:r>
+          </w:p>
+        </w:tc>
+      </w:tr>
+      <w:tr>
+        <w:tc>
+          <w:tcPr>
+            <w:tcW w:type="dxa" w:w="2835"/>
+          </w:tcPr>
+          <w:p>
+            <w:r>
+              <w:t>45-54</w:t>
+            </w:r>
+          </w:p>
+        </w:tc>
+        <w:tc>
+          <w:tcPr>
+            <w:tcW w:type="dxa" w:w="2835"/>
+          </w:tcPr>
+          <w:p>
+            <w:r>
+              <w:t>15</w:t>
+            </w:r>
+          </w:p>
+        </w:tc>
+        <w:tc>
+          <w:tcPr>
+            <w:tcW w:type="dxa" w:w="2835"/>
+          </w:tcPr>
+          <w:p>
+            <w:r>
+              <w:t>6.0%</w:t>
+            </w:r>
+          </w:p>
+        </w:tc>
+      </w:tr>
+      <w:tr>
+        <w:tc>
+          <w:tcPr>
+            <w:tcW w:type="dxa" w:w="2835"/>
+          </w:tcPr>
+          <w:p>
+            <w:r>
+              <w:t>55+</w:t>
+            </w:r>
+          </w:p>
+        </w:tc>
+        <w:tc>
+          <w:tcPr>
+            <w:tcW w:type="dxa" w:w="2835"/>
+          </w:tcPr>
+          <w:p>
+            <w:r>
+              <w:t>3</w:t>
+            </w:r>
+          </w:p>
+        </w:tc>
+        <w:tc>
+          <w:tcPr>
+            <w:tcW w:type="dxa" w:w="2835"/>
+          </w:tcPr>
+          <w:p>
+            <w:r>
+              <w:t>1.2%</w:t>
+            </w:r>
+          </w:p>
+        </w:tc>
+      </w:tr>
+    </w:tbl>
     <w:p>
       <w:pPr>
         <w:jc w:val="center"/>
@@ -62,7 +402,7 @@
       <w:r>
         <w:drawing>
           <wp:inline xmlns:a="http://schemas.openxmlformats.org/drawingml/2006/main" xmlns:pic="http://schemas.openxmlformats.org/drawingml/2006/picture">
-            <wp:extent cx="5486400" cy="3880977"/>
+            <wp:extent cx="5029200" cy="3557562"/>
             <wp:docPr id="2" name="Picture 2"/>
             <wp:cNvGraphicFramePr>
               <a:graphicFrameLocks noChangeAspect="1"/>
@@ -83,7 +423,7 @@
                   <pic:spPr>
                     <a:xfrm>
                       <a:off x="0" y="0"/>
-                      <a:ext cx="5486400" cy="3880977"/>
+                      <a:ext cx="5029200" cy="3557562"/>
                     </a:xfrm>
                     <a:prstGeom prst="rect"/>
                   </pic:spPr>
@@ -94,13 +434,114 @@
         </w:drawing>
       </w:r>
     </w:p>
-    <w:p>
-      <w:r>
-        <w:t>Grupos Etarios</w:t>
-      </w:r>
-    </w:p>
     <w:p/>
-    <w:p/>
+    <w:tbl>
+      <w:tblPr>
+        <w:tblW w:type="auto" w:w="0"/>
+        <w:tblLook w:firstColumn="1" w:firstRow="1" w:lastColumn="0" w:lastRow="0" w:noHBand="0" w:noVBand="1" w:val="04A0"/>
+      </w:tblPr>
+      <w:tblGrid>
+        <w:gridCol w:w="2835"/>
+        <w:gridCol w:w="2835"/>
+        <w:gridCol w:w="2835"/>
+      </w:tblGrid>
+      <w:tr>
+        <w:tc>
+          <w:tcPr>
+            <w:tcW w:type="dxa" w:w="2835"/>
+          </w:tcPr>
+          <w:p>
+            <w:r>
+              <w:t>Categoría</w:t>
+            </w:r>
+          </w:p>
+        </w:tc>
+        <w:tc>
+          <w:tcPr>
+            <w:tcW w:type="dxa" w:w="2835"/>
+          </w:tcPr>
+          <w:p>
+            <w:r>
+              <w:t>Cantidad</w:t>
+            </w:r>
+          </w:p>
+        </w:tc>
+        <w:tc>
+          <w:tcPr>
+            <w:tcW w:type="dxa" w:w="2835"/>
+          </w:tcPr>
+          <w:p>
+            <w:r>
+              <w:t>Porcentaje</w:t>
+            </w:r>
+          </w:p>
+        </w:tc>
+      </w:tr>
+      <w:tr>
+        <w:tc>
+          <w:tcPr>
+            <w:tcW w:type="dxa" w:w="2835"/>
+          </w:tcPr>
+          <w:p>
+            <w:r>
+              <w:t>Sin EMO</w:t>
+            </w:r>
+          </w:p>
+        </w:tc>
+        <w:tc>
+          <w:tcPr>
+            <w:tcW w:type="dxa" w:w="2835"/>
+          </w:tcPr>
+          <w:p>
+            <w:r>
+              <w:t>141</w:t>
+            </w:r>
+          </w:p>
+        </w:tc>
+        <w:tc>
+          <w:tcPr>
+            <w:tcW w:type="dxa" w:w="2835"/>
+          </w:tcPr>
+          <w:p>
+            <w:r>
+              <w:t>56.9%</w:t>
+            </w:r>
+          </w:p>
+        </w:tc>
+      </w:tr>
+      <w:tr>
+        <w:tc>
+          <w:tcPr>
+            <w:tcW w:type="dxa" w:w="2835"/>
+          </w:tcPr>
+          <w:p>
+            <w:r>
+              <w:t>Con EMO</w:t>
+            </w:r>
+          </w:p>
+        </w:tc>
+        <w:tc>
+          <w:tcPr>
+            <w:tcW w:type="dxa" w:w="2835"/>
+          </w:tcPr>
+          <w:p>
+            <w:r>
+              <w:t>107</w:t>
+            </w:r>
+          </w:p>
+        </w:tc>
+        <w:tc>
+          <w:tcPr>
+            <w:tcW w:type="dxa" w:w="2835"/>
+          </w:tcPr>
+          <w:p>
+            <w:r>
+              <w:t>43.1%</w:t>
+            </w:r>
+          </w:p>
+        </w:tc>
+      </w:tr>
+    </w:tbl>
     <w:p>
       <w:pPr>
         <w:jc w:val="center"/>
@@ -108,7 +549,7 @@
       <w:r>
         <w:drawing>
           <wp:inline xmlns:a="http://schemas.openxmlformats.org/drawingml/2006/main" xmlns:pic="http://schemas.openxmlformats.org/drawingml/2006/picture">
-            <wp:extent cx="5486400" cy="3672826"/>
+            <wp:extent cx="5029200" cy="3366757"/>
             <wp:docPr id="3" name="Picture 3"/>
             <wp:cNvGraphicFramePr>
               <a:graphicFrameLocks noChangeAspect="1"/>
@@ -129,7 +570,7 @@
                   <pic:spPr>
                     <a:xfrm>
                       <a:off x="0" y="0"/>
-                      <a:ext cx="5486400" cy="3672826"/>
+                      <a:ext cx="5029200" cy="3366757"/>
                     </a:xfrm>
                     <a:prstGeom prst="rect"/>
                   </pic:spPr>
@@ -140,13 +581,114 @@
         </w:drawing>
       </w:r>
     </w:p>
-    <w:p>
-      <w:r>
-        <w:t>Status EMO</w:t>
-      </w:r>
-    </w:p>
     <w:p/>
-    <w:p/>
+    <w:tbl>
+      <w:tblPr>
+        <w:tblW w:type="auto" w:w="0"/>
+        <w:tblLook w:firstColumn="1" w:firstRow="1" w:lastColumn="0" w:lastRow="0" w:noHBand="0" w:noVBand="1" w:val="04A0"/>
+      </w:tblPr>
+      <w:tblGrid>
+        <w:gridCol w:w="2835"/>
+        <w:gridCol w:w="2835"/>
+        <w:gridCol w:w="2835"/>
+      </w:tblGrid>
+      <w:tr>
+        <w:tc>
+          <w:tcPr>
+            <w:tcW w:type="dxa" w:w="2835"/>
+          </w:tcPr>
+          <w:p>
+            <w:r>
+              <w:t>Categoría</w:t>
+            </w:r>
+          </w:p>
+        </w:tc>
+        <w:tc>
+          <w:tcPr>
+            <w:tcW w:type="dxa" w:w="2835"/>
+          </w:tcPr>
+          <w:p>
+            <w:r>
+              <w:t>Cantidad</w:t>
+            </w:r>
+          </w:p>
+        </w:tc>
+        <w:tc>
+          <w:tcPr>
+            <w:tcW w:type="dxa" w:w="2835"/>
+          </w:tcPr>
+          <w:p>
+            <w:r>
+              <w:t>Porcentaje</w:t>
+            </w:r>
+          </w:p>
+        </w:tc>
+      </w:tr>
+      <w:tr>
+        <w:tc>
+          <w:tcPr>
+            <w:tcW w:type="dxa" w:w="2835"/>
+          </w:tcPr>
+          <w:p>
+            <w:r>
+              <w:t>Técnico</w:t>
+            </w:r>
+          </w:p>
+        </w:tc>
+        <w:tc>
+          <w:tcPr>
+            <w:tcW w:type="dxa" w:w="2835"/>
+          </w:tcPr>
+          <w:p>
+            <w:r>
+              <w:t>229</w:t>
+            </w:r>
+          </w:p>
+        </w:tc>
+        <w:tc>
+          <w:tcPr>
+            <w:tcW w:type="dxa" w:w="2835"/>
+          </w:tcPr>
+          <w:p>
+            <w:r>
+              <w:t>93.1%</w:t>
+            </w:r>
+          </w:p>
+        </w:tc>
+      </w:tr>
+      <w:tr>
+        <w:tc>
+          <w:tcPr>
+            <w:tcW w:type="dxa" w:w="2835"/>
+          </w:tcPr>
+          <w:p>
+            <w:r>
+              <w:t>Oficina</w:t>
+            </w:r>
+          </w:p>
+        </w:tc>
+        <w:tc>
+          <w:tcPr>
+            <w:tcW w:type="dxa" w:w="2835"/>
+          </w:tcPr>
+          <w:p>
+            <w:r>
+              <w:t>17</w:t>
+            </w:r>
+          </w:p>
+        </w:tc>
+        <w:tc>
+          <w:tcPr>
+            <w:tcW w:type="dxa" w:w="2835"/>
+          </w:tcPr>
+          <w:p>
+            <w:r>
+              <w:t>6.9%</w:t>
+            </w:r>
+          </w:p>
+        </w:tc>
+      </w:tr>
+    </w:tbl>
     <w:p>
       <w:pPr>
         <w:jc w:val="center"/>
@@ -154,7 +696,7 @@
       <w:r>
         <w:drawing>
           <wp:inline xmlns:a="http://schemas.openxmlformats.org/drawingml/2006/main" xmlns:pic="http://schemas.openxmlformats.org/drawingml/2006/picture">
-            <wp:extent cx="5486400" cy="3747718"/>
+            <wp:extent cx="5029200" cy="3435408"/>
             <wp:docPr id="4" name="Picture 4"/>
             <wp:cNvGraphicFramePr>
               <a:graphicFrameLocks noChangeAspect="1"/>
@@ -175,7 +717,7 @@
                   <pic:spPr>
                     <a:xfrm>
                       <a:off x="0" y="0"/>
-                      <a:ext cx="5486400" cy="3747718"/>
+                      <a:ext cx="5029200" cy="3435408"/>
                     </a:xfrm>
                     <a:prstGeom prst="rect"/>
                   </pic:spPr>
@@ -186,13 +728,114 @@
         </w:drawing>
       </w:r>
     </w:p>
-    <w:p>
-      <w:r>
-        <w:t>Perfiles EMO</w:t>
-      </w:r>
-    </w:p>
     <w:p/>
-    <w:p/>
+    <w:tbl>
+      <w:tblPr>
+        <w:tblW w:type="auto" w:w="0"/>
+        <w:tblLook w:firstColumn="1" w:firstRow="1" w:lastColumn="0" w:lastRow="0" w:noHBand="0" w:noVBand="1" w:val="04A0"/>
+      </w:tblPr>
+      <w:tblGrid>
+        <w:gridCol w:w="2835"/>
+        <w:gridCol w:w="2835"/>
+        <w:gridCol w:w="2835"/>
+      </w:tblGrid>
+      <w:tr>
+        <w:tc>
+          <w:tcPr>
+            <w:tcW w:type="dxa" w:w="2835"/>
+          </w:tcPr>
+          <w:p>
+            <w:r>
+              <w:t>Categoría</w:t>
+            </w:r>
+          </w:p>
+        </w:tc>
+        <w:tc>
+          <w:tcPr>
+            <w:tcW w:type="dxa" w:w="2835"/>
+          </w:tcPr>
+          <w:p>
+            <w:r>
+              <w:t>Cantidad</w:t>
+            </w:r>
+          </w:p>
+        </w:tc>
+        <w:tc>
+          <w:tcPr>
+            <w:tcW w:type="dxa" w:w="2835"/>
+          </w:tcPr>
+          <w:p>
+            <w:r>
+              <w:t>Porcentaje</w:t>
+            </w:r>
+          </w:p>
+        </w:tc>
+      </w:tr>
+      <w:tr>
+        <w:tc>
+          <w:tcPr>
+            <w:tcW w:type="dxa" w:w="2835"/>
+          </w:tcPr>
+          <w:p>
+            <w:r>
+              <w:t>Vencido</w:t>
+            </w:r>
+          </w:p>
+        </w:tc>
+        <w:tc>
+          <w:tcPr>
+            <w:tcW w:type="dxa" w:w="2835"/>
+          </w:tcPr>
+          <w:p>
+            <w:r>
+              <w:t>142</w:t>
+            </w:r>
+          </w:p>
+        </w:tc>
+        <w:tc>
+          <w:tcPr>
+            <w:tcW w:type="dxa" w:w="2835"/>
+          </w:tcPr>
+          <w:p>
+            <w:r>
+              <w:t>57.3%</w:t>
+            </w:r>
+          </w:p>
+        </w:tc>
+      </w:tr>
+      <w:tr>
+        <w:tc>
+          <w:tcPr>
+            <w:tcW w:type="dxa" w:w="2835"/>
+          </w:tcPr>
+          <w:p>
+            <w:r>
+              <w:t>Vigente</w:t>
+            </w:r>
+          </w:p>
+        </w:tc>
+        <w:tc>
+          <w:tcPr>
+            <w:tcW w:type="dxa" w:w="2835"/>
+          </w:tcPr>
+          <w:p>
+            <w:r>
+              <w:t>106</w:t>
+            </w:r>
+          </w:p>
+        </w:tc>
+        <w:tc>
+          <w:tcPr>
+            <w:tcW w:type="dxa" w:w="2835"/>
+          </w:tcPr>
+          <w:p>
+            <w:r>
+              <w:t>42.7%</w:t>
+            </w:r>
+          </w:p>
+        </w:tc>
+      </w:tr>
+    </w:tbl>
     <w:p>
       <w:pPr>
         <w:jc w:val="center"/>
@@ -200,7 +843,7 @@
       <w:r>
         <w:drawing>
           <wp:inline xmlns:a="http://schemas.openxmlformats.org/drawingml/2006/main" xmlns:pic="http://schemas.openxmlformats.org/drawingml/2006/picture">
-            <wp:extent cx="5486400" cy="3730196"/>
+            <wp:extent cx="5029200" cy="3419346"/>
             <wp:docPr id="5" name="Picture 5"/>
             <wp:cNvGraphicFramePr>
               <a:graphicFrameLocks noChangeAspect="1"/>
@@ -221,7 +864,7 @@
                   <pic:spPr>
                     <a:xfrm>
                       <a:off x="0" y="0"/>
-                      <a:ext cx="5486400" cy="3730196"/>
+                      <a:ext cx="5029200" cy="3419346"/>
                     </a:xfrm>
                     <a:prstGeom prst="rect"/>
                   </pic:spPr>
@@ -232,13 +875,146 @@
         </w:drawing>
       </w:r>
     </w:p>
-    <w:p>
-      <w:r>
-        <w:t>Vigencia EMO</w:t>
-      </w:r>
-    </w:p>
     <w:p/>
-    <w:p/>
+    <w:tbl>
+      <w:tblPr>
+        <w:tblW w:type="auto" w:w="0"/>
+        <w:tblLook w:firstColumn="1" w:firstRow="1" w:lastColumn="0" w:lastRow="0" w:noHBand="0" w:noVBand="1" w:val="04A0"/>
+      </w:tblPr>
+      <w:tblGrid>
+        <w:gridCol w:w="2835"/>
+        <w:gridCol w:w="2835"/>
+        <w:gridCol w:w="2835"/>
+      </w:tblGrid>
+      <w:tr>
+        <w:tc>
+          <w:tcPr>
+            <w:tcW w:type="dxa" w:w="2835"/>
+          </w:tcPr>
+          <w:p>
+            <w:r>
+              <w:t>Categoría</w:t>
+            </w:r>
+          </w:p>
+        </w:tc>
+        <w:tc>
+          <w:tcPr>
+            <w:tcW w:type="dxa" w:w="2835"/>
+          </w:tcPr>
+          <w:p>
+            <w:r>
+              <w:t>Cantidad</w:t>
+            </w:r>
+          </w:p>
+        </w:tc>
+        <w:tc>
+          <w:tcPr>
+            <w:tcW w:type="dxa" w:w="2835"/>
+          </w:tcPr>
+          <w:p>
+            <w:r>
+              <w:t>Porcentaje</w:t>
+            </w:r>
+          </w:p>
+        </w:tc>
+      </w:tr>
+      <w:tr>
+        <w:tc>
+          <w:tcPr>
+            <w:tcW w:type="dxa" w:w="2835"/>
+          </w:tcPr>
+          <w:p>
+            <w:r>
+              <w:t>Apto</w:t>
+            </w:r>
+          </w:p>
+        </w:tc>
+        <w:tc>
+          <w:tcPr>
+            <w:tcW w:type="dxa" w:w="2835"/>
+          </w:tcPr>
+          <w:p>
+            <w:r>
+              <w:t>98</w:t>
+            </w:r>
+          </w:p>
+        </w:tc>
+        <w:tc>
+          <w:tcPr>
+            <w:tcW w:type="dxa" w:w="2835"/>
+          </w:tcPr>
+          <w:p>
+            <w:r>
+              <w:t>86.0%</w:t>
+            </w:r>
+          </w:p>
+        </w:tc>
+      </w:tr>
+      <w:tr>
+        <w:tc>
+          <w:tcPr>
+            <w:tcW w:type="dxa" w:w="2835"/>
+          </w:tcPr>
+          <w:p>
+            <w:r>
+              <w:t>Apto con Restricción</w:t>
+            </w:r>
+          </w:p>
+        </w:tc>
+        <w:tc>
+          <w:tcPr>
+            <w:tcW w:type="dxa" w:w="2835"/>
+          </w:tcPr>
+          <w:p>
+            <w:r>
+              <w:t>14</w:t>
+            </w:r>
+          </w:p>
+        </w:tc>
+        <w:tc>
+          <w:tcPr>
+            <w:tcW w:type="dxa" w:w="2835"/>
+          </w:tcPr>
+          <w:p>
+            <w:r>
+              <w:t>12.3%</w:t>
+            </w:r>
+          </w:p>
+        </w:tc>
+      </w:tr>
+      <w:tr>
+        <w:tc>
+          <w:tcPr>
+            <w:tcW w:type="dxa" w:w="2835"/>
+          </w:tcPr>
+          <w:p>
+            <w:r>
+              <w:t>No Apto</w:t>
+            </w:r>
+          </w:p>
+        </w:tc>
+        <w:tc>
+          <w:tcPr>
+            <w:tcW w:type="dxa" w:w="2835"/>
+          </w:tcPr>
+          <w:p>
+            <w:r>
+              <w:t>2</w:t>
+            </w:r>
+          </w:p>
+        </w:tc>
+        <w:tc>
+          <w:tcPr>
+            <w:tcW w:type="dxa" w:w="2835"/>
+          </w:tcPr>
+          <w:p>
+            <w:r>
+              <w:t>1.8%</w:t>
+            </w:r>
+          </w:p>
+        </w:tc>
+      </w:tr>
+    </w:tbl>
     <w:p>
       <w:pPr>
         <w:jc w:val="center"/>
@@ -246,7 +1022,7 @@
       <w:r>
         <w:drawing>
           <wp:inline xmlns:a="http://schemas.openxmlformats.org/drawingml/2006/main" xmlns:pic="http://schemas.openxmlformats.org/drawingml/2006/picture">
-            <wp:extent cx="5486400" cy="3291022"/>
+            <wp:extent cx="5029200" cy="3016770"/>
             <wp:docPr id="6" name="Picture 6"/>
             <wp:cNvGraphicFramePr>
               <a:graphicFrameLocks noChangeAspect="1"/>
@@ -267,7 +1043,7 @@
                   <pic:spPr>
                     <a:xfrm>
                       <a:off x="0" y="0"/>
-                      <a:ext cx="5486400" cy="3291022"/>
+                      <a:ext cx="5029200" cy="3016770"/>
                     </a:xfrm>
                     <a:prstGeom prst="rect"/>
                   </pic:spPr>
@@ -278,11 +1054,7 @@
         </w:drawing>
       </w:r>
     </w:p>
-    <w:p>
-      <w:r>
-        <w:t>Aptitud EMO</w:t>
-      </w:r>
-    </w:p>
+    <w:p/>
     <w:sectPr>
       <w:pgSz w:w="11906" w:h="16838"/>
       <w:pgMar w:top="1417" w:right="1701" w:bottom="1417" w:left="1701" w:header="708" w:footer="708" w:gutter="0"/>

--- a/outputs/Reporte_A_y_C_Operador_Logistico_S.A.C_2026_02.docx
+++ b/outputs/Reporte_A_y_C_Operador_Logistico_S.A.C_2026_02.docx
@@ -9,117 +9,12 @@
     </w:p>
     <w:p/>
     <w:p/>
+    <w:p>
+      <w:r>
+        <w:t>Distribución por sexo: Femenino: 7 (2.8%), Masculino: 241 (97.2%). Edad promedio por sexo: Femenino: 26.3 años; Masculino: 29.2 años.</w:t>
+      </w:r>
+    </w:p>
     <w:p/>
-    <w:p/>
-    <w:p/>
-    <w:p/>
-    <w:tbl>
-      <w:tblPr>
-        <w:tblW w:type="auto" w:w="0"/>
-        <w:tblLook w:firstColumn="1" w:firstRow="1" w:lastColumn="0" w:lastRow="0" w:noHBand="0" w:noVBand="1" w:val="04A0"/>
-      </w:tblPr>
-      <w:tblGrid>
-        <w:gridCol w:w="2835"/>
-        <w:gridCol w:w="2835"/>
-        <w:gridCol w:w="2835"/>
-      </w:tblGrid>
-      <w:tr>
-        <w:tc>
-          <w:tcPr>
-            <w:tcW w:type="dxa" w:w="2835"/>
-          </w:tcPr>
-          <w:p>
-            <w:r>
-              <w:t>Categoría</w:t>
-            </w:r>
-          </w:p>
-        </w:tc>
-        <w:tc>
-          <w:tcPr>
-            <w:tcW w:type="dxa" w:w="2835"/>
-          </w:tcPr>
-          <w:p>
-            <w:r>
-              <w:t>Cantidad</w:t>
-            </w:r>
-          </w:p>
-        </w:tc>
-        <w:tc>
-          <w:tcPr>
-            <w:tcW w:type="dxa" w:w="2835"/>
-          </w:tcPr>
-          <w:p>
-            <w:r>
-              <w:t>Porcentaje</w:t>
-            </w:r>
-          </w:p>
-        </w:tc>
-      </w:tr>
-      <w:tr>
-        <w:tc>
-          <w:tcPr>
-            <w:tcW w:type="dxa" w:w="2835"/>
-          </w:tcPr>
-          <w:p>
-            <w:r>
-              <w:t>M</w:t>
-            </w:r>
-          </w:p>
-        </w:tc>
-        <w:tc>
-          <w:tcPr>
-            <w:tcW w:type="dxa" w:w="2835"/>
-          </w:tcPr>
-          <w:p>
-            <w:r>
-              <w:t>241</w:t>
-            </w:r>
-          </w:p>
-        </w:tc>
-        <w:tc>
-          <w:tcPr>
-            <w:tcW w:type="dxa" w:w="2835"/>
-          </w:tcPr>
-          <w:p>
-            <w:r>
-              <w:t>97.2%</w:t>
-            </w:r>
-          </w:p>
-        </w:tc>
-      </w:tr>
-      <w:tr>
-        <w:tc>
-          <w:tcPr>
-            <w:tcW w:type="dxa" w:w="2835"/>
-          </w:tcPr>
-          <w:p>
-            <w:r>
-              <w:t>F</w:t>
-            </w:r>
-          </w:p>
-        </w:tc>
-        <w:tc>
-          <w:tcPr>
-            <w:tcW w:type="dxa" w:w="2835"/>
-          </w:tcPr>
-          <w:p>
-            <w:r>
-              <w:t>7</w:t>
-            </w:r>
-          </w:p>
-        </w:tc>
-        <w:tc>
-          <w:tcPr>
-            <w:tcW w:type="dxa" w:w="2835"/>
-          </w:tcPr>
-          <w:p>
-            <w:r>
-              <w:t>2.8%</w:t>
-            </w:r>
-          </w:p>
-        </w:tc>
-      </w:tr>
-    </w:tbl>
     <w:p>
       <w:pPr>
         <w:jc w:val="center"/>
@@ -127,7 +22,7 @@
       <w:r>
         <w:drawing>
           <wp:inline xmlns:a="http://schemas.openxmlformats.org/drawingml/2006/main" xmlns:pic="http://schemas.openxmlformats.org/drawingml/2006/picture">
-            <wp:extent cx="5029200" cy="3683809"/>
+            <wp:extent cx="5029200" cy="3337598"/>
             <wp:docPr id="1" name="Picture 1"/>
             <wp:cNvGraphicFramePr>
               <a:graphicFrameLocks noChangeAspect="1"/>
@@ -148,7 +43,7 @@
                   <pic:spPr>
                     <a:xfrm>
                       <a:off x="0" y="0"/>
-                      <a:ext cx="5029200" cy="3683809"/>
+                      <a:ext cx="5029200" cy="3337598"/>
                     </a:xfrm>
                     <a:prstGeom prst="rect"/>
                   </pic:spPr>
@@ -159,7 +54,6 @@
         </w:drawing>
       </w:r>
     </w:p>
-    <w:p/>
     <w:tbl>
       <w:tblPr>
         <w:tblW w:type="auto" w:w="0"/>
@@ -177,7 +71,7 @@
           </w:tcPr>
           <w:p>
             <w:r>
-              <w:t>Categoría</w:t>
+              <w:t>sexo_full</w:t>
             </w:r>
           </w:p>
         </w:tc>
@@ -197,7 +91,7 @@
           </w:tcPr>
           <w:p>
             <w:r>
-              <w:t>Porcentaje</w:t>
+              <w:t>EdadProm</w:t>
             </w:r>
           </w:p>
         </w:tc>
@@ -209,7 +103,7 @@
           </w:tcPr>
           <w:p>
             <w:r>
-              <w:t>&lt;18</w:t>
+              <w:t>Femenino</w:t>
             </w:r>
           </w:p>
         </w:tc>
@@ -219,7 +113,7 @@
           </w:tcPr>
           <w:p>
             <w:r>
-              <w:t>0</w:t>
+              <w:t>7</w:t>
             </w:r>
           </w:p>
         </w:tc>
@@ -229,7 +123,7 @@
           </w:tcPr>
           <w:p>
             <w:r>
-              <w:t>0.0%</w:t>
+              <w:t>26.3</w:t>
             </w:r>
           </w:p>
         </w:tc>
@@ -241,7 +135,7 @@
           </w:tcPr>
           <w:p>
             <w:r>
-              <w:t>18-24</w:t>
+              <w:t>Masculino</w:t>
             </w:r>
           </w:p>
         </w:tc>
@@ -251,7 +145,7 @@
           </w:tcPr>
           <w:p>
             <w:r>
-              <w:t>97</w:t>
+              <w:t>241</w:t>
             </w:r>
           </w:p>
         </w:tc>
@@ -261,140 +155,20 @@
           </w:tcPr>
           <w:p>
             <w:r>
-              <w:t>39.1%</w:t>
-            </w:r>
-          </w:p>
-        </w:tc>
-      </w:tr>
-      <w:tr>
-        <w:tc>
-          <w:tcPr>
-            <w:tcW w:type="dxa" w:w="2835"/>
-          </w:tcPr>
-          <w:p>
-            <w:r>
-              <w:t>25-34</w:t>
-            </w:r>
-          </w:p>
-        </w:tc>
-        <w:tc>
-          <w:tcPr>
-            <w:tcW w:type="dxa" w:w="2835"/>
-          </w:tcPr>
-          <w:p>
-            <w:r>
-              <w:t>99</w:t>
-            </w:r>
-          </w:p>
-        </w:tc>
-        <w:tc>
-          <w:tcPr>
-            <w:tcW w:type="dxa" w:w="2835"/>
-          </w:tcPr>
-          <w:p>
-            <w:r>
-              <w:t>39.9%</w:t>
-            </w:r>
-          </w:p>
-        </w:tc>
-      </w:tr>
-      <w:tr>
-        <w:tc>
-          <w:tcPr>
-            <w:tcW w:type="dxa" w:w="2835"/>
-          </w:tcPr>
-          <w:p>
-            <w:r>
-              <w:t>35-44</w:t>
-            </w:r>
-          </w:p>
-        </w:tc>
-        <w:tc>
-          <w:tcPr>
-            <w:tcW w:type="dxa" w:w="2835"/>
-          </w:tcPr>
-          <w:p>
-            <w:r>
-              <w:t>34</w:t>
-            </w:r>
-          </w:p>
-        </w:tc>
-        <w:tc>
-          <w:tcPr>
-            <w:tcW w:type="dxa" w:w="2835"/>
-          </w:tcPr>
-          <w:p>
-            <w:r>
-              <w:t>13.7%</w:t>
-            </w:r>
-          </w:p>
-        </w:tc>
-      </w:tr>
-      <w:tr>
-        <w:tc>
-          <w:tcPr>
-            <w:tcW w:type="dxa" w:w="2835"/>
-          </w:tcPr>
-          <w:p>
-            <w:r>
-              <w:t>45-54</w:t>
-            </w:r>
-          </w:p>
-        </w:tc>
-        <w:tc>
-          <w:tcPr>
-            <w:tcW w:type="dxa" w:w="2835"/>
-          </w:tcPr>
-          <w:p>
-            <w:r>
-              <w:t>15</w:t>
-            </w:r>
-          </w:p>
-        </w:tc>
-        <w:tc>
-          <w:tcPr>
-            <w:tcW w:type="dxa" w:w="2835"/>
-          </w:tcPr>
-          <w:p>
-            <w:r>
-              <w:t>6.0%</w:t>
-            </w:r>
-          </w:p>
-        </w:tc>
-      </w:tr>
-      <w:tr>
-        <w:tc>
-          <w:tcPr>
-            <w:tcW w:type="dxa" w:w="2835"/>
-          </w:tcPr>
-          <w:p>
-            <w:r>
-              <w:t>55+</w:t>
-            </w:r>
-          </w:p>
-        </w:tc>
-        <w:tc>
-          <w:tcPr>
-            <w:tcW w:type="dxa" w:w="2835"/>
-          </w:tcPr>
-          <w:p>
-            <w:r>
-              <w:t>3</w:t>
-            </w:r>
-          </w:p>
-        </w:tc>
-        <w:tc>
-          <w:tcPr>
-            <w:tcW w:type="dxa" w:w="2835"/>
-          </w:tcPr>
-          <w:p>
-            <w:r>
-              <w:t>1.2%</w:t>
+              <w:t>29.2</w:t>
             </w:r>
           </w:p>
         </w:tc>
       </w:tr>
     </w:tbl>
+    <w:p/>
+    <w:p/>
+    <w:p>
+      <w:r>
+        <w:t>Distribución por rangos de edad: &lt;20: 16 (6.5%), 20-29: 132 (53.2%), 30-39: 68 (27.4%), 40-49: 22 (8.9%), 50-59: 9 (3.6%), &gt;=60: 1 (0.4%).</w:t>
+      </w:r>
+    </w:p>
+    <w:p/>
     <w:p>
       <w:pPr>
         <w:jc w:val="center"/>
@@ -402,7 +176,7 @@
       <w:r>
         <w:drawing>
           <wp:inline xmlns:a="http://schemas.openxmlformats.org/drawingml/2006/main" xmlns:pic="http://schemas.openxmlformats.org/drawingml/2006/picture">
-            <wp:extent cx="5029200" cy="3557562"/>
+            <wp:extent cx="5029200" cy="2808555"/>
             <wp:docPr id="2" name="Picture 2"/>
             <wp:cNvGraphicFramePr>
               <a:graphicFrameLocks noChangeAspect="1"/>
@@ -423,7 +197,7 @@
                   <pic:spPr>
                     <a:xfrm>
                       <a:off x="0" y="0"/>
-                      <a:ext cx="5029200" cy="3557562"/>
+                      <a:ext cx="5029200" cy="2808555"/>
                     </a:xfrm>
                     <a:prstGeom prst="rect"/>
                   </pic:spPr>
@@ -434,21 +208,19 @@
         </w:drawing>
       </w:r>
     </w:p>
-    <w:p/>
     <w:tbl>
       <w:tblPr>
         <w:tblW w:type="auto" w:w="0"/>
         <w:tblLook w:firstColumn="1" w:firstRow="1" w:lastColumn="0" w:lastRow="0" w:noHBand="0" w:noVBand="1" w:val="04A0"/>
       </w:tblPr>
       <w:tblGrid>
-        <w:gridCol w:w="2835"/>
-        <w:gridCol w:w="2835"/>
-        <w:gridCol w:w="2835"/>
+        <w:gridCol w:w="4252"/>
+        <w:gridCol w:w="4252"/>
       </w:tblGrid>
       <w:tr>
         <w:tc>
           <w:tcPr>
-            <w:tcW w:type="dxa" w:w="2835"/>
+            <w:tcW w:type="dxa" w:w="4252"/>
           </w:tcPr>
           <w:p>
             <w:r>
@@ -458,7 +230,7 @@
         </w:tc>
         <w:tc>
           <w:tcPr>
-            <w:tcW w:type="dxa" w:w="2835"/>
+            <w:tcW w:type="dxa" w:w="4252"/>
           </w:tcPr>
           <w:p>
             <w:r>
@@ -466,82 +238,148 @@
             </w:r>
           </w:p>
         </w:tc>
-        <w:tc>
-          <w:tcPr>
-            <w:tcW w:type="dxa" w:w="2835"/>
-          </w:tcPr>
-          <w:p>
-            <w:r>
-              <w:t>Porcentaje</w:t>
-            </w:r>
-          </w:p>
-        </w:tc>
-      </w:tr>
-      <w:tr>
-        <w:tc>
-          <w:tcPr>
-            <w:tcW w:type="dxa" w:w="2835"/>
-          </w:tcPr>
-          <w:p>
-            <w:r>
-              <w:t>Sin EMO</w:t>
-            </w:r>
-          </w:p>
-        </w:tc>
-        <w:tc>
-          <w:tcPr>
-            <w:tcW w:type="dxa" w:w="2835"/>
-          </w:tcPr>
-          <w:p>
-            <w:r>
-              <w:t>141</w:t>
-            </w:r>
-          </w:p>
-        </w:tc>
-        <w:tc>
-          <w:tcPr>
-            <w:tcW w:type="dxa" w:w="2835"/>
-          </w:tcPr>
-          <w:p>
-            <w:r>
-              <w:t>56.9%</w:t>
-            </w:r>
-          </w:p>
-        </w:tc>
-      </w:tr>
-      <w:tr>
-        <w:tc>
-          <w:tcPr>
-            <w:tcW w:type="dxa" w:w="2835"/>
-          </w:tcPr>
-          <w:p>
-            <w:r>
-              <w:t>Con EMO</w:t>
-            </w:r>
-          </w:p>
-        </w:tc>
-        <w:tc>
-          <w:tcPr>
-            <w:tcW w:type="dxa" w:w="2835"/>
-          </w:tcPr>
-          <w:p>
-            <w:r>
-              <w:t>107</w:t>
-            </w:r>
-          </w:p>
-        </w:tc>
-        <w:tc>
-          <w:tcPr>
-            <w:tcW w:type="dxa" w:w="2835"/>
-          </w:tcPr>
-          <w:p>
-            <w:r>
-              <w:t>43.1%</w:t>
+      </w:tr>
+      <w:tr>
+        <w:tc>
+          <w:tcPr>
+            <w:tcW w:type="dxa" w:w="4252"/>
+          </w:tcPr>
+          <w:p>
+            <w:r>
+              <w:t>&lt;20</w:t>
+            </w:r>
+          </w:p>
+        </w:tc>
+        <w:tc>
+          <w:tcPr>
+            <w:tcW w:type="dxa" w:w="4252"/>
+          </w:tcPr>
+          <w:p>
+            <w:r>
+              <w:t>16</w:t>
+            </w:r>
+          </w:p>
+        </w:tc>
+      </w:tr>
+      <w:tr>
+        <w:tc>
+          <w:tcPr>
+            <w:tcW w:type="dxa" w:w="4252"/>
+          </w:tcPr>
+          <w:p>
+            <w:r>
+              <w:t>20-29</w:t>
+            </w:r>
+          </w:p>
+        </w:tc>
+        <w:tc>
+          <w:tcPr>
+            <w:tcW w:type="dxa" w:w="4252"/>
+          </w:tcPr>
+          <w:p>
+            <w:r>
+              <w:t>132</w:t>
+            </w:r>
+          </w:p>
+        </w:tc>
+      </w:tr>
+      <w:tr>
+        <w:tc>
+          <w:tcPr>
+            <w:tcW w:type="dxa" w:w="4252"/>
+          </w:tcPr>
+          <w:p>
+            <w:r>
+              <w:t>30-39</w:t>
+            </w:r>
+          </w:p>
+        </w:tc>
+        <w:tc>
+          <w:tcPr>
+            <w:tcW w:type="dxa" w:w="4252"/>
+          </w:tcPr>
+          <w:p>
+            <w:r>
+              <w:t>68</w:t>
+            </w:r>
+          </w:p>
+        </w:tc>
+      </w:tr>
+      <w:tr>
+        <w:tc>
+          <w:tcPr>
+            <w:tcW w:type="dxa" w:w="4252"/>
+          </w:tcPr>
+          <w:p>
+            <w:r>
+              <w:t>40-49</w:t>
+            </w:r>
+          </w:p>
+        </w:tc>
+        <w:tc>
+          <w:tcPr>
+            <w:tcW w:type="dxa" w:w="4252"/>
+          </w:tcPr>
+          <w:p>
+            <w:r>
+              <w:t>22</w:t>
+            </w:r>
+          </w:p>
+        </w:tc>
+      </w:tr>
+      <w:tr>
+        <w:tc>
+          <w:tcPr>
+            <w:tcW w:type="dxa" w:w="4252"/>
+          </w:tcPr>
+          <w:p>
+            <w:r>
+              <w:t>50-59</w:t>
+            </w:r>
+          </w:p>
+        </w:tc>
+        <w:tc>
+          <w:tcPr>
+            <w:tcW w:type="dxa" w:w="4252"/>
+          </w:tcPr>
+          <w:p>
+            <w:r>
+              <w:t>9</w:t>
+            </w:r>
+          </w:p>
+        </w:tc>
+      </w:tr>
+      <w:tr>
+        <w:tc>
+          <w:tcPr>
+            <w:tcW w:type="dxa" w:w="4252"/>
+          </w:tcPr>
+          <w:p>
+            <w:r>
+              <w:t>&gt;=60</w:t>
+            </w:r>
+          </w:p>
+        </w:tc>
+        <w:tc>
+          <w:tcPr>
+            <w:tcW w:type="dxa" w:w="4252"/>
+          </w:tcPr>
+          <w:p>
+            <w:r>
+              <w:t>1</w:t>
             </w:r>
           </w:p>
         </w:tc>
       </w:tr>
     </w:tbl>
+    <w:p/>
+    <w:p/>
+    <w:p>
+      <w:r>
+        <w:t>Entrega de EMOs en el mes: EMOs entregados en el mes: 2 (1.3%), Total de EMOs pendientes: 157 (98.7%).</w:t>
+      </w:r>
+    </w:p>
+    <w:p/>
     <w:p>
       <w:pPr>
         <w:jc w:val="center"/>
@@ -549,7 +387,7 @@
       <w:r>
         <w:drawing>
           <wp:inline xmlns:a="http://schemas.openxmlformats.org/drawingml/2006/main" xmlns:pic="http://schemas.openxmlformats.org/drawingml/2006/picture">
-            <wp:extent cx="5029200" cy="3366757"/>
+            <wp:extent cx="5029200" cy="2733630"/>
             <wp:docPr id="3" name="Picture 3"/>
             <wp:cNvGraphicFramePr>
               <a:graphicFrameLocks noChangeAspect="1"/>
@@ -558,7 +396,7 @@
               <a:graphicData uri="http://schemas.openxmlformats.org/drawingml/2006/picture">
                 <pic:pic>
                   <pic:nvPicPr>
-                    <pic:cNvPr id="0" name="apartado_c.png"/>
+                    <pic:cNvPr id="0" name="apartado_c2.png"/>
                     <pic:cNvPicPr/>
                   </pic:nvPicPr>
                   <pic:blipFill>
@@ -570,7 +408,7 @@
                   <pic:spPr>
                     <a:xfrm>
                       <a:off x="0" y="0"/>
-                      <a:ext cx="5029200" cy="3366757"/>
+                      <a:ext cx="5029200" cy="2733630"/>
                     </a:xfrm>
                     <a:prstGeom prst="rect"/>
                   </pic:spPr>
@@ -581,21 +419,19 @@
         </w:drawing>
       </w:r>
     </w:p>
-    <w:p/>
     <w:tbl>
       <w:tblPr>
         <w:tblW w:type="auto" w:w="0"/>
         <w:tblLook w:firstColumn="1" w:firstRow="1" w:lastColumn="0" w:lastRow="0" w:noHBand="0" w:noVBand="1" w:val="04A0"/>
       </w:tblPr>
       <w:tblGrid>
-        <w:gridCol w:w="2835"/>
-        <w:gridCol w:w="2835"/>
-        <w:gridCol w:w="2835"/>
+        <w:gridCol w:w="4252"/>
+        <w:gridCol w:w="4252"/>
       </w:tblGrid>
       <w:tr>
         <w:tc>
           <w:tcPr>
-            <w:tcW w:type="dxa" w:w="2835"/>
+            <w:tcW w:type="dxa" w:w="4252"/>
           </w:tcPr>
           <w:p>
             <w:r>
@@ -605,7 +441,7 @@
         </w:tc>
         <w:tc>
           <w:tcPr>
-            <w:tcW w:type="dxa" w:w="2835"/>
+            <w:tcW w:type="dxa" w:w="4252"/>
           </w:tcPr>
           <w:p>
             <w:r>
@@ -613,82 +449,182 @@
             </w:r>
           </w:p>
         </w:tc>
-        <w:tc>
-          <w:tcPr>
-            <w:tcW w:type="dxa" w:w="2835"/>
-          </w:tcPr>
-          <w:p>
-            <w:r>
-              <w:t>Porcentaje</w:t>
-            </w:r>
-          </w:p>
-        </w:tc>
-      </w:tr>
-      <w:tr>
-        <w:tc>
-          <w:tcPr>
-            <w:tcW w:type="dxa" w:w="2835"/>
-          </w:tcPr>
-          <w:p>
-            <w:r>
-              <w:t>Técnico</w:t>
-            </w:r>
-          </w:p>
-        </w:tc>
-        <w:tc>
-          <w:tcPr>
-            <w:tcW w:type="dxa" w:w="2835"/>
-          </w:tcPr>
-          <w:p>
-            <w:r>
-              <w:t>229</w:t>
-            </w:r>
-          </w:p>
-        </w:tc>
-        <w:tc>
-          <w:tcPr>
-            <w:tcW w:type="dxa" w:w="2835"/>
-          </w:tcPr>
-          <w:p>
-            <w:r>
-              <w:t>93.1%</w:t>
-            </w:r>
-          </w:p>
-        </w:tc>
-      </w:tr>
-      <w:tr>
-        <w:tc>
-          <w:tcPr>
-            <w:tcW w:type="dxa" w:w="2835"/>
-          </w:tcPr>
-          <w:p>
-            <w:r>
-              <w:t>Oficina</w:t>
-            </w:r>
-          </w:p>
-        </w:tc>
-        <w:tc>
-          <w:tcPr>
-            <w:tcW w:type="dxa" w:w="2835"/>
-          </w:tcPr>
-          <w:p>
-            <w:r>
-              <w:t>17</w:t>
-            </w:r>
-          </w:p>
-        </w:tc>
-        <w:tc>
-          <w:tcPr>
-            <w:tcW w:type="dxa" w:w="2835"/>
-          </w:tcPr>
-          <w:p>
-            <w:r>
-              <w:t>6.9%</w:t>
+      </w:tr>
+      <w:tr>
+        <w:tc>
+          <w:tcPr>
+            <w:tcW w:type="dxa" w:w="4252"/>
+          </w:tcPr>
+          <w:p>
+            <w:r>
+              <w:t>EMOs entregados en el mes</w:t>
+            </w:r>
+          </w:p>
+        </w:tc>
+        <w:tc>
+          <w:tcPr>
+            <w:tcW w:type="dxa" w:w="4252"/>
+          </w:tcPr>
+          <w:p>
+            <w:r>
+              <w:t>2</w:t>
+            </w:r>
+          </w:p>
+        </w:tc>
+      </w:tr>
+      <w:tr>
+        <w:tc>
+          <w:tcPr>
+            <w:tcW w:type="dxa" w:w="4252"/>
+          </w:tcPr>
+          <w:p>
+            <w:r>
+              <w:t>Total de EMOs pendientes</w:t>
+            </w:r>
+          </w:p>
+        </w:tc>
+        <w:tc>
+          <w:tcPr>
+            <w:tcW w:type="dxa" w:w="4252"/>
+          </w:tcPr>
+          <w:p>
+            <w:r>
+              <w:t>157</w:t>
             </w:r>
           </w:p>
         </w:tc>
       </w:tr>
     </w:tbl>
+    <w:p/>
+    <w:p>
+      <w:r>
+        <w:t>Cobertura general de EMOs: Con EMO Registrado: 159 (35.4%), Sin EMO Registrado: 290 (64.6%).</w:t>
+      </w:r>
+    </w:p>
+    <w:p/>
+    <w:p>
+      <w:pPr>
+        <w:jc w:val="center"/>
+      </w:pPr>
+      <w:r>
+        <w:drawing>
+          <wp:inline xmlns:a="http://schemas.openxmlformats.org/drawingml/2006/main" xmlns:pic="http://schemas.openxmlformats.org/drawingml/2006/picture">
+            <wp:extent cx="5029200" cy="2825629"/>
+            <wp:docPr id="4" name="Picture 4"/>
+            <wp:cNvGraphicFramePr>
+              <a:graphicFrameLocks noChangeAspect="1"/>
+            </wp:cNvGraphicFramePr>
+            <a:graphic>
+              <a:graphicData uri="http://schemas.openxmlformats.org/drawingml/2006/picture">
+                <pic:pic>
+                  <pic:nvPicPr>
+                    <pic:cNvPr id="0" name="apartado_c1.png"/>
+                    <pic:cNvPicPr/>
+                  </pic:nvPicPr>
+                  <pic:blipFill>
+                    <a:blip r:embed="rId9"/>
+                    <a:stretch>
+                      <a:fillRect/>
+                    </a:stretch>
+                  </pic:blipFill>
+                  <pic:spPr>
+                    <a:xfrm>
+                      <a:off x="0" y="0"/>
+                      <a:ext cx="5029200" cy="2825629"/>
+                    </a:xfrm>
+                    <a:prstGeom prst="rect"/>
+                  </pic:spPr>
+                </pic:pic>
+              </a:graphicData>
+            </a:graphic>
+          </wp:inline>
+        </w:drawing>
+      </w:r>
+    </w:p>
+    <w:tbl>
+      <w:tblPr>
+        <w:tblW w:type="auto" w:w="0"/>
+        <w:tblLook w:firstColumn="1" w:firstRow="1" w:lastColumn="0" w:lastRow="0" w:noHBand="0" w:noVBand="1" w:val="04A0"/>
+      </w:tblPr>
+      <w:tblGrid>
+        <w:gridCol w:w="4252"/>
+        <w:gridCol w:w="4252"/>
+      </w:tblGrid>
+      <w:tr>
+        <w:tc>
+          <w:tcPr>
+            <w:tcW w:type="dxa" w:w="4252"/>
+          </w:tcPr>
+          <w:p>
+            <w:r>
+              <w:t>Categoría</w:t>
+            </w:r>
+          </w:p>
+        </w:tc>
+        <w:tc>
+          <w:tcPr>
+            <w:tcW w:type="dxa" w:w="4252"/>
+          </w:tcPr>
+          <w:p>
+            <w:r>
+              <w:t>Cantidad</w:t>
+            </w:r>
+          </w:p>
+        </w:tc>
+      </w:tr>
+      <w:tr>
+        <w:tc>
+          <w:tcPr>
+            <w:tcW w:type="dxa" w:w="4252"/>
+          </w:tcPr>
+          <w:p>
+            <w:r>
+              <w:t>Con EMO Registrado</w:t>
+            </w:r>
+          </w:p>
+        </w:tc>
+        <w:tc>
+          <w:tcPr>
+            <w:tcW w:type="dxa" w:w="4252"/>
+          </w:tcPr>
+          <w:p>
+            <w:r>
+              <w:t>159</w:t>
+            </w:r>
+          </w:p>
+        </w:tc>
+      </w:tr>
+      <w:tr>
+        <w:tc>
+          <w:tcPr>
+            <w:tcW w:type="dxa" w:w="4252"/>
+          </w:tcPr>
+          <w:p>
+            <w:r>
+              <w:t>Sin EMO Registrado</w:t>
+            </w:r>
+          </w:p>
+        </w:tc>
+        <w:tc>
+          <w:tcPr>
+            <w:tcW w:type="dxa" w:w="4252"/>
+          </w:tcPr>
+          <w:p>
+            <w:r>
+              <w:t>290</w:t>
+            </w:r>
+          </w:p>
+        </w:tc>
+      </w:tr>
+    </w:tbl>
+    <w:p/>
+    <w:p/>
+    <w:p>
+      <w:r>
+        <w:t>Distribución por perfiles de EMO: Técnico: 229 (93.1%), Oficina: 17 (6.9%).</w:t>
+      </w:r>
+    </w:p>
+    <w:p/>
     <w:p>
       <w:pPr>
         <w:jc w:val="center"/>
@@ -697,7 +633,7 @@
         <w:drawing>
           <wp:inline xmlns:a="http://schemas.openxmlformats.org/drawingml/2006/main" xmlns:pic="http://schemas.openxmlformats.org/drawingml/2006/picture">
             <wp:extent cx="5029200" cy="3435408"/>
-            <wp:docPr id="4" name="Picture 4"/>
+            <wp:docPr id="5" name="Picture 5"/>
             <wp:cNvGraphicFramePr>
               <a:graphicFrameLocks noChangeAspect="1"/>
             </wp:cNvGraphicFramePr>
@@ -709,7 +645,7 @@
                     <pic:cNvPicPr/>
                   </pic:nvPicPr>
                   <pic:blipFill>
-                    <a:blip r:embed="rId9"/>
+                    <a:blip r:embed="rId10"/>
                     <a:stretch>
                       <a:fillRect/>
                     </a:stretch>
@@ -728,21 +664,19 @@
         </w:drawing>
       </w:r>
     </w:p>
-    <w:p/>
     <w:tbl>
       <w:tblPr>
         <w:tblW w:type="auto" w:w="0"/>
         <w:tblLook w:firstColumn="1" w:firstRow="1" w:lastColumn="0" w:lastRow="0" w:noHBand="0" w:noVBand="1" w:val="04A0"/>
       </w:tblPr>
       <w:tblGrid>
-        <w:gridCol w:w="2835"/>
-        <w:gridCol w:w="2835"/>
-        <w:gridCol w:w="2835"/>
+        <w:gridCol w:w="4252"/>
+        <w:gridCol w:w="4252"/>
       </w:tblGrid>
       <w:tr>
         <w:tc>
           <w:tcPr>
-            <w:tcW w:type="dxa" w:w="2835"/>
+            <w:tcW w:type="dxa" w:w="4252"/>
           </w:tcPr>
           <w:p>
             <w:r>
@@ -752,7 +686,7 @@
         </w:tc>
         <w:tc>
           <w:tcPr>
-            <w:tcW w:type="dxa" w:w="2835"/>
+            <w:tcW w:type="dxa" w:w="4252"/>
           </w:tcPr>
           <w:p>
             <w:r>
@@ -760,82 +694,60 @@
             </w:r>
           </w:p>
         </w:tc>
-        <w:tc>
-          <w:tcPr>
-            <w:tcW w:type="dxa" w:w="2835"/>
-          </w:tcPr>
-          <w:p>
-            <w:r>
-              <w:t>Porcentaje</w:t>
-            </w:r>
-          </w:p>
-        </w:tc>
-      </w:tr>
-      <w:tr>
-        <w:tc>
-          <w:tcPr>
-            <w:tcW w:type="dxa" w:w="2835"/>
-          </w:tcPr>
-          <w:p>
-            <w:r>
-              <w:t>Vencido</w:t>
-            </w:r>
-          </w:p>
-        </w:tc>
-        <w:tc>
-          <w:tcPr>
-            <w:tcW w:type="dxa" w:w="2835"/>
-          </w:tcPr>
-          <w:p>
-            <w:r>
-              <w:t>142</w:t>
-            </w:r>
-          </w:p>
-        </w:tc>
-        <w:tc>
-          <w:tcPr>
-            <w:tcW w:type="dxa" w:w="2835"/>
-          </w:tcPr>
-          <w:p>
-            <w:r>
-              <w:t>57.3%</w:t>
-            </w:r>
-          </w:p>
-        </w:tc>
-      </w:tr>
-      <w:tr>
-        <w:tc>
-          <w:tcPr>
-            <w:tcW w:type="dxa" w:w="2835"/>
-          </w:tcPr>
-          <w:p>
-            <w:r>
-              <w:t>Vigente</w:t>
-            </w:r>
-          </w:p>
-        </w:tc>
-        <w:tc>
-          <w:tcPr>
-            <w:tcW w:type="dxa" w:w="2835"/>
-          </w:tcPr>
-          <w:p>
-            <w:r>
-              <w:t>106</w:t>
-            </w:r>
-          </w:p>
-        </w:tc>
-        <w:tc>
-          <w:tcPr>
-            <w:tcW w:type="dxa" w:w="2835"/>
-          </w:tcPr>
-          <w:p>
-            <w:r>
-              <w:t>42.7%</w:t>
+      </w:tr>
+      <w:tr>
+        <w:tc>
+          <w:tcPr>
+            <w:tcW w:type="dxa" w:w="4252"/>
+          </w:tcPr>
+          <w:p>
+            <w:r>
+              <w:t>Técnico</w:t>
+            </w:r>
+          </w:p>
+        </w:tc>
+        <w:tc>
+          <w:tcPr>
+            <w:tcW w:type="dxa" w:w="4252"/>
+          </w:tcPr>
+          <w:p>
+            <w:r>
+              <w:t>229</w:t>
+            </w:r>
+          </w:p>
+        </w:tc>
+      </w:tr>
+      <w:tr>
+        <w:tc>
+          <w:tcPr>
+            <w:tcW w:type="dxa" w:w="4252"/>
+          </w:tcPr>
+          <w:p>
+            <w:r>
+              <w:t>Oficina</w:t>
+            </w:r>
+          </w:p>
+        </w:tc>
+        <w:tc>
+          <w:tcPr>
+            <w:tcW w:type="dxa" w:w="4252"/>
+          </w:tcPr>
+          <w:p>
+            <w:r>
+              <w:t>17</w:t>
             </w:r>
           </w:p>
         </w:tc>
       </w:tr>
     </w:tbl>
+    <w:p/>
+    <w:p/>
+    <w:p>
+      <w:r>
+        <w:t>Vigencia de EMO: Vencido: 142 (57.3%), Vigente: 106 (42.7%).</w:t>
+      </w:r>
+    </w:p>
+    <w:p/>
     <w:p>
       <w:pPr>
         <w:jc w:val="center"/>
@@ -843,8 +755,8 @@
       <w:r>
         <w:drawing>
           <wp:inline xmlns:a="http://schemas.openxmlformats.org/drawingml/2006/main" xmlns:pic="http://schemas.openxmlformats.org/drawingml/2006/picture">
-            <wp:extent cx="5029200" cy="3419346"/>
-            <wp:docPr id="5" name="Picture 5"/>
+            <wp:extent cx="5029200" cy="2808555"/>
+            <wp:docPr id="6" name="Picture 6"/>
             <wp:cNvGraphicFramePr>
               <a:graphicFrameLocks noChangeAspect="1"/>
             </wp:cNvGraphicFramePr>
@@ -856,7 +768,7 @@
                     <pic:cNvPicPr/>
                   </pic:nvPicPr>
                   <pic:blipFill>
-                    <a:blip r:embed="rId10"/>
+                    <a:blip r:embed="rId11"/>
                     <a:stretch>
                       <a:fillRect/>
                     </a:stretch>
@@ -864,7 +776,7 @@
                   <pic:spPr>
                     <a:xfrm>
                       <a:off x="0" y="0"/>
-                      <a:ext cx="5029200" cy="3419346"/>
+                      <a:ext cx="5029200" cy="2808555"/>
                     </a:xfrm>
                     <a:prstGeom prst="rect"/>
                   </pic:spPr>
@@ -875,21 +787,19 @@
         </w:drawing>
       </w:r>
     </w:p>
-    <w:p/>
     <w:tbl>
       <w:tblPr>
         <w:tblW w:type="auto" w:w="0"/>
         <w:tblLook w:firstColumn="1" w:firstRow="1" w:lastColumn="0" w:lastRow="0" w:noHBand="0" w:noVBand="1" w:val="04A0"/>
       </w:tblPr>
       <w:tblGrid>
-        <w:gridCol w:w="2835"/>
-        <w:gridCol w:w="2835"/>
-        <w:gridCol w:w="2835"/>
+        <w:gridCol w:w="4252"/>
+        <w:gridCol w:w="4252"/>
       </w:tblGrid>
       <w:tr>
         <w:tc>
           <w:tcPr>
-            <w:tcW w:type="dxa" w:w="2835"/>
+            <w:tcW w:type="dxa" w:w="4252"/>
           </w:tcPr>
           <w:p>
             <w:r>
@@ -899,7 +809,7 @@
         </w:tc>
         <w:tc>
           <w:tcPr>
-            <w:tcW w:type="dxa" w:w="2835"/>
+            <w:tcW w:type="dxa" w:w="4252"/>
           </w:tcPr>
           <w:p>
             <w:r>
@@ -907,114 +817,60 @@
             </w:r>
           </w:p>
         </w:tc>
-        <w:tc>
-          <w:tcPr>
-            <w:tcW w:type="dxa" w:w="2835"/>
-          </w:tcPr>
-          <w:p>
-            <w:r>
-              <w:t>Porcentaje</w:t>
-            </w:r>
-          </w:p>
-        </w:tc>
-      </w:tr>
-      <w:tr>
-        <w:tc>
-          <w:tcPr>
-            <w:tcW w:type="dxa" w:w="2835"/>
-          </w:tcPr>
-          <w:p>
-            <w:r>
-              <w:t>Apto</w:t>
-            </w:r>
-          </w:p>
-        </w:tc>
-        <w:tc>
-          <w:tcPr>
-            <w:tcW w:type="dxa" w:w="2835"/>
-          </w:tcPr>
-          <w:p>
-            <w:r>
-              <w:t>98</w:t>
-            </w:r>
-          </w:p>
-        </w:tc>
-        <w:tc>
-          <w:tcPr>
-            <w:tcW w:type="dxa" w:w="2835"/>
-          </w:tcPr>
-          <w:p>
-            <w:r>
-              <w:t>86.0%</w:t>
-            </w:r>
-          </w:p>
-        </w:tc>
-      </w:tr>
-      <w:tr>
-        <w:tc>
-          <w:tcPr>
-            <w:tcW w:type="dxa" w:w="2835"/>
-          </w:tcPr>
-          <w:p>
-            <w:r>
-              <w:t>Apto con Restricción</w:t>
-            </w:r>
-          </w:p>
-        </w:tc>
-        <w:tc>
-          <w:tcPr>
-            <w:tcW w:type="dxa" w:w="2835"/>
-          </w:tcPr>
-          <w:p>
-            <w:r>
-              <w:t>14</w:t>
-            </w:r>
-          </w:p>
-        </w:tc>
-        <w:tc>
-          <w:tcPr>
-            <w:tcW w:type="dxa" w:w="2835"/>
-          </w:tcPr>
-          <w:p>
-            <w:r>
-              <w:t>12.3%</w:t>
-            </w:r>
-          </w:p>
-        </w:tc>
-      </w:tr>
-      <w:tr>
-        <w:tc>
-          <w:tcPr>
-            <w:tcW w:type="dxa" w:w="2835"/>
-          </w:tcPr>
-          <w:p>
-            <w:r>
-              <w:t>No Apto</w:t>
-            </w:r>
-          </w:p>
-        </w:tc>
-        <w:tc>
-          <w:tcPr>
-            <w:tcW w:type="dxa" w:w="2835"/>
-          </w:tcPr>
-          <w:p>
-            <w:r>
-              <w:t>2</w:t>
-            </w:r>
-          </w:p>
-        </w:tc>
-        <w:tc>
-          <w:tcPr>
-            <w:tcW w:type="dxa" w:w="2835"/>
-          </w:tcPr>
-          <w:p>
-            <w:r>
-              <w:t>1.8%</w:t>
+      </w:tr>
+      <w:tr>
+        <w:tc>
+          <w:tcPr>
+            <w:tcW w:type="dxa" w:w="4252"/>
+          </w:tcPr>
+          <w:p>
+            <w:r>
+              <w:t>Vencido</w:t>
+            </w:r>
+          </w:p>
+        </w:tc>
+        <w:tc>
+          <w:tcPr>
+            <w:tcW w:type="dxa" w:w="4252"/>
+          </w:tcPr>
+          <w:p>
+            <w:r>
+              <w:t>142</w:t>
+            </w:r>
+          </w:p>
+        </w:tc>
+      </w:tr>
+      <w:tr>
+        <w:tc>
+          <w:tcPr>
+            <w:tcW w:type="dxa" w:w="4252"/>
+          </w:tcPr>
+          <w:p>
+            <w:r>
+              <w:t>Vigente</w:t>
+            </w:r>
+          </w:p>
+        </w:tc>
+        <w:tc>
+          <w:tcPr>
+            <w:tcW w:type="dxa" w:w="4252"/>
+          </w:tcPr>
+          <w:p>
+            <w:r>
+              <w:t>106</w:t>
             </w:r>
           </w:p>
         </w:tc>
       </w:tr>
     </w:tbl>
+    <w:p/>
+    <w:p/>
+    <w:p>
+      <w:r>
+        <w:t>Aptitud de EMO (total): Apto: 98 (86.0%), Apto con Restricción: 14 (12.3%), No Apto: 2 (1.8%).</w:t>
+      </w:r>
+    </w:p>
+    <w:p/>
     <w:p>
       <w:pPr>
         <w:jc w:val="center"/>
@@ -1022,8 +878,8 @@
       <w:r>
         <w:drawing>
           <wp:inline xmlns:a="http://schemas.openxmlformats.org/drawingml/2006/main" xmlns:pic="http://schemas.openxmlformats.org/drawingml/2006/picture">
-            <wp:extent cx="5029200" cy="3016770"/>
-            <wp:docPr id="6" name="Picture 6"/>
+            <wp:extent cx="5029200" cy="1514022"/>
+            <wp:docPr id="7" name="Picture 7"/>
             <wp:cNvGraphicFramePr>
               <a:graphicFrameLocks noChangeAspect="1"/>
             </wp:cNvGraphicFramePr>
@@ -1031,11 +887,11 @@
               <a:graphicData uri="http://schemas.openxmlformats.org/drawingml/2006/picture">
                 <pic:pic>
                   <pic:nvPicPr>
-                    <pic:cNvPr id="0" name="apartado_f.png"/>
+                    <pic:cNvPr id="0" name="apartado_f_triple.png"/>
                     <pic:cNvPicPr/>
                   </pic:nvPicPr>
                   <pic:blipFill>
-                    <a:blip r:embed="rId11"/>
+                    <a:blip r:embed="rId12"/>
                     <a:stretch>
                       <a:fillRect/>
                     </a:stretch>
@@ -1043,7 +899,7 @@
                   <pic:spPr>
                     <a:xfrm>
                       <a:off x="0" y="0"/>
-                      <a:ext cx="5029200" cy="3016770"/>
+                      <a:ext cx="5029200" cy="1514022"/>
                     </a:xfrm>
                     <a:prstGeom prst="rect"/>
                   </pic:spPr>
@@ -1054,7 +910,126 @@
         </w:drawing>
       </w:r>
     </w:p>
-    <w:p/>
+    <w:tbl>
+      <w:tblPr>
+        <w:tblW w:type="auto" w:w="0"/>
+        <w:tblLook w:firstColumn="1" w:firstRow="1" w:lastColumn="0" w:lastRow="0" w:noHBand="0" w:noVBand="1" w:val="04A0"/>
+      </w:tblPr>
+      <w:tblGrid>
+        <w:gridCol w:w="4252"/>
+        <w:gridCol w:w="4252"/>
+      </w:tblGrid>
+      <w:tr>
+        <w:tc>
+          <w:tcPr>
+            <w:tcW w:type="dxa" w:w="4252"/>
+          </w:tcPr>
+          <w:p>
+            <w:r>
+              <w:t>Categoría</w:t>
+            </w:r>
+          </w:p>
+        </w:tc>
+        <w:tc>
+          <w:tcPr>
+            <w:tcW w:type="dxa" w:w="4252"/>
+          </w:tcPr>
+          <w:p>
+            <w:r>
+              <w:t>Cantidad</w:t>
+            </w:r>
+          </w:p>
+        </w:tc>
+      </w:tr>
+      <w:tr>
+        <w:tc>
+          <w:tcPr>
+            <w:tcW w:type="dxa" w:w="4252"/>
+          </w:tcPr>
+          <w:p>
+            <w:r>
+              <w:t>APTO</w:t>
+            </w:r>
+          </w:p>
+        </w:tc>
+        <w:tc>
+          <w:tcPr>
+            <w:tcW w:type="dxa" w:w="4252"/>
+          </w:tcPr>
+          <w:p>
+            <w:r>
+              <w:t>98</w:t>
+            </w:r>
+          </w:p>
+        </w:tc>
+      </w:tr>
+      <w:tr>
+        <w:tc>
+          <w:tcPr>
+            <w:tcW w:type="dxa" w:w="4252"/>
+          </w:tcPr>
+          <w:p>
+            <w:r>
+              <w:t>CON RESTRICCIONES</w:t>
+            </w:r>
+          </w:p>
+        </w:tc>
+        <w:tc>
+          <w:tcPr>
+            <w:tcW w:type="dxa" w:w="4252"/>
+          </w:tcPr>
+          <w:p>
+            <w:r>
+              <w:t>14</w:t>
+            </w:r>
+          </w:p>
+        </w:tc>
+      </w:tr>
+      <w:tr>
+        <w:tc>
+          <w:tcPr>
+            <w:tcW w:type="dxa" w:w="4252"/>
+          </w:tcPr>
+          <w:p>
+            <w:r>
+              <w:t>NO APTO</w:t>
+            </w:r>
+          </w:p>
+        </w:tc>
+        <w:tc>
+          <w:tcPr>
+            <w:tcW w:type="dxa" w:w="4252"/>
+          </w:tcPr>
+          <w:p>
+            <w:r>
+              <w:t>2</w:t>
+            </w:r>
+          </w:p>
+        </w:tc>
+      </w:tr>
+      <w:tr>
+        <w:tc>
+          <w:tcPr>
+            <w:tcW w:type="dxa" w:w="4252"/>
+          </w:tcPr>
+          <w:p>
+            <w:r>
+              <w:t>OBSERVADO</w:t>
+            </w:r>
+          </w:p>
+        </w:tc>
+        <w:tc>
+          <w:tcPr>
+            <w:tcW w:type="dxa" w:w="4252"/>
+          </w:tcPr>
+          <w:p>
+            <w:r>
+              <w:t>0</w:t>
+            </w:r>
+          </w:p>
+        </w:tc>
+      </w:tr>
+    </w:tbl>
     <w:sectPr>
       <w:pgSz w:w="11906" w:h="16838"/>
       <w:pgMar w:top="1417" w:right="1701" w:bottom="1417" w:left="1701" w:header="708" w:footer="708" w:gutter="0"/>
